--- a/downloads/许强-北京理工大学-AI产品运营实习生.docx
+++ b/downloads/许强-北京理工大学-AI产品运营实习生.docx
@@ -55,7 +55,7 @@
           <w:b w:val="0"/>
           <w:sz w:val="19"/>
         </w:rPr>
-        <w:t>北京  |  15838695058  |  3420260662@bit.edu.cn</w:t>
+        <w:t>北京  |  18911485058  |  3420260662@bit.edu.cn</w:t>
       </w:r>
     </w:p>
     <w:p>

--- a/downloads/许强-北京理工大学-AI产品运营实习生.docx
+++ b/downloads/许强-北京理工大学-AI产品运营实习生.docx
@@ -539,7 +539,7 @@
           <w:sz w:val="19"/>
         </w:rPr>
         <w:tab/>
-        <w:t>2026.08</w:t>
+        <w:t>2026.08 - 2026.09</w:t>
       </w:r>
     </w:p>
     <w:p>
@@ -636,7 +636,7 @@
           <w:rFonts w:ascii="Microsoft YaHei" w:hAnsi="Microsoft YaHei" w:eastAsia="Microsoft YaHei"/>
           <w:b/>
         </w:rPr>
-        <w:t>样本整理：</w:t>
+        <w:t>样本评审：</w:t>
       </w:r>
       <w:r>
         <w:rPr>
@@ -657,7 +657,35 @@
           <w:rFonts w:ascii="Microsoft YaHei" w:hAnsi="Microsoft YaHei" w:eastAsia="Microsoft YaHei"/>
           <w:b w:val="0"/>
         </w:rPr>
-        <w:t>LMArena模型偏好样本，保留提示词、双模型回复、版本与来源，支持回答差异对比、证据回溯与Bad-case归因。</w:t>
+        <w:t>LMArena模型偏好样本；借助AI评审其中</w:t>
+      </w:r>
+      <w:r>
+        <w:rPr>
+          <w:rFonts w:ascii="Microsoft YaHei" w:hAnsi="Microsoft YaHei" w:eastAsia="Microsoft YaHei"/>
+          <w:b/>
+        </w:rPr>
+        <w:t>6条</w:t>
+      </w:r>
+      <w:r>
+        <w:rPr>
+          <w:rFonts w:ascii="Microsoft YaHei" w:hAnsi="Microsoft YaHei" w:eastAsia="Microsoft YaHei"/>
+          <w:b w:val="0"/>
+        </w:rPr>
+        <w:t>历史回复，识别</w:t>
+      </w:r>
+      <w:r>
+        <w:rPr>
+          <w:rFonts w:ascii="Microsoft YaHei" w:hAnsi="Microsoft YaHei" w:eastAsia="Microsoft YaHei"/>
+          <w:b/>
+        </w:rPr>
+        <w:t>4条</w:t>
+      </w:r>
+      <w:r>
+        <w:rPr>
+          <w:rFonts w:ascii="Microsoft YaHei" w:hAnsi="Microsoft YaHei" w:eastAsia="Microsoft YaHei"/>
+          <w:b w:val="0"/>
+        </w:rPr>
+        <w:t>候选Bad Case，保留评分依据与改进建议，支持语言、推理及歧义问题复核。</w:t>
       </w:r>
     </w:p>
     <w:p>
@@ -743,7 +771,7 @@
           <w:sz w:val="19"/>
         </w:rPr>
         <w:tab/>
-        <w:t>2026.08</w:t>
+        <w:t>2026.08 - 2026.09</w:t>
       </w:r>
     </w:p>
     <w:p>
@@ -933,7 +961,7 @@
           <w:rFonts w:ascii="Microsoft YaHei" w:hAnsi="Microsoft YaHei" w:eastAsia="Microsoft YaHei"/>
           <w:b w:val="0"/>
         </w:rPr>
-        <w:t>设计Triage评分和反馈筛选流程，交付</w:t>
+        <w:t>交付</w:t>
       </w:r>
       <w:r>
         <w:rPr>
@@ -961,7 +989,7 @@
           <w:rFonts w:ascii="Microsoft YaHei" w:hAnsi="Microsoft YaHei" w:eastAsia="Microsoft YaHei"/>
           <w:b w:val="0"/>
         </w:rPr>
-        <w:t>可交互MVP，支持原Issue回溯及CSV导出，为需求讨论、运营周报和迭代规划提供结构化输入。</w:t>
+        <w:t>可交互MVP，支持Triage初筛、原Issue回溯、按筛选导出CSV及周报清单，将反馈转为可追踪的问题记录与迭代输入。</w:t>
       </w:r>
     </w:p>
     <w:p>

--- a/downloads/许强-北京理工大学-AI产品运营实习生.docx
+++ b/downloads/许强-北京理工大学-AI产品运营实习生.docx
@@ -285,7 +285,7 @@
           <w:b/>
           <w:sz w:val="21"/>
         </w:rPr>
-        <w:t>北京理工大学  |  数字经济硕士  |  全日制</w:t>
+        <w:t>北京理工大学  |  数字经济硕士  |  非全日制</w:t>
       </w:r>
       <w:r>
         <w:rPr>
@@ -311,7 +311,7 @@
           <w:color w:val="64748B"/>
           <w:sz w:val="20"/>
         </w:rPr>
-        <w:t>人工智能与经济决策方向</w:t>
+        <w:t>人工智能与经济决策方向 · 周末授课</w:t>
       </w:r>
     </w:p>
     <w:p>
@@ -329,7 +329,7 @@
           <w:b/>
           <w:sz w:val="21"/>
         </w:rPr>
-        <w:t>成都文理学院  |  数字经济本科  |  全日制</w:t>
+        <w:t>成都文理学院  |  书法学本科  |  全日制</w:t>
       </w:r>
       <w:r>
         <w:rPr>
@@ -358,7 +358,7 @@
           <w:b/>
           <w:sz w:val="23"/>
         </w:rPr>
-        <w:t>实习经历</w:t>
+        <w:t>项目运营实践</w:t>
       </w:r>
     </w:p>
     <w:p>
@@ -376,7 +376,7 @@
           <w:b/>
           <w:sz w:val="21"/>
         </w:rPr>
-        <w:t>星智云科  |  AI产品运营实习生</w:t>
+        <w:t>AI产品运营实践  |  自主项目</w:t>
       </w:r>
       <w:r>
         <w:rPr>
@@ -386,7 +386,7 @@
           <w:sz w:val="19"/>
         </w:rPr>
         <w:tab/>
-        <w:t>2026.05 - 2026.08</w:t>
+        <w:t>2026.08 - 2026.09</w:t>
       </w:r>
     </w:p>
     <w:p>
@@ -402,7 +402,7 @@
           <w:color w:val="64748B"/>
           <w:sz w:val="19"/>
         </w:rPr>
-        <w:t>企业内部知识库问答助手 · 北京</w:t>
+        <w:t>围绕下述两个个人项目开展资料整理与基础运营工作</w:t>
       </w:r>
     </w:p>
     <w:p>
@@ -425,14 +425,14 @@
           <w:rFonts w:ascii="Microsoft YaHei" w:hAnsi="Microsoft YaHei" w:eastAsia="Microsoft YaHei"/>
           <w:b/>
         </w:rPr>
-        <w:t>反馈整理：</w:t>
+        <w:t>资料整理：</w:t>
       </w:r>
       <w:r>
         <w:rPr>
           <w:rFonts w:ascii="Microsoft YaHei" w:hAnsi="Microsoft YaHei" w:eastAsia="Microsoft YaHei"/>
           <w:b w:val="0"/>
         </w:rPr>
-        <w:t>协助整理试用反馈，记录问题描述、出现条件与处理状态，维护分类台账，为产品同事复核问题、跟进处理进展提供依据。</w:t>
+        <w:t>整理公开反馈与模型回复，按编号保存来源、内容和分类，维护可检索、可导出的台账，方便后续查找与复核。</w:t>
       </w:r>
     </w:p>
     <w:p>
@@ -455,14 +455,14 @@
           <w:rFonts w:ascii="Microsoft YaHei" w:hAnsi="Microsoft YaHei" w:eastAsia="Microsoft YaHei"/>
           <w:b/>
         </w:rPr>
-        <w:t>内容维护：</w:t>
+        <w:t>问题记录：</w:t>
       </w:r>
       <w:r>
         <w:rPr>
           <w:rFonts w:ascii="Microsoft YaHei" w:hAnsi="Microsoft YaHei" w:eastAsia="Microsoft YaHei"/>
           <w:b w:val="0"/>
         </w:rPr>
-        <w:t>协助更新知识库与FAQ，核对常见问题及回答说明，结合试用反馈补充条目，支持知识内容维护与用户答疑。</w:t>
+        <w:t>借助AI记录历史回复中的语言、推理与歧义问题，整理原文、问题说明和修改建议，形成可逐条查看的问题清单。</w:t>
       </w:r>
     </w:p>
     <w:p>
@@ -485,14 +485,14 @@
           <w:rFonts w:ascii="Microsoft YaHei" w:hAnsi="Microsoft YaHei" w:eastAsia="Microsoft YaHei"/>
           <w:b/>
         </w:rPr>
-        <w:t>测试与复盘：</w:t>
+        <w:t>文档维护：</w:t>
       </w:r>
       <w:r>
         <w:rPr>
           <w:rFonts w:ascii="Microsoft YaHei" w:hAnsi="Microsoft YaHei" w:eastAsia="Microsoft YaHei"/>
           <w:b w:val="0"/>
         </w:rPr>
-        <w:t>按用例测试AI回答和基础功能，记录输入输出、复现步骤及异常，跟进修复并协助复测；汇总周报与需求资料，支持迭代复盘。</w:t>
+        <w:t>整理项目说明、评测用例与结果文件，统一网页和下载资料中的信息，形成可供展示和复盘的项目材料。</w:t>
       </w:r>
     </w:p>
     <w:p>
@@ -931,7 +931,7 @@
           <w:rFonts w:ascii="Microsoft YaHei" w:hAnsi="Microsoft YaHei" w:eastAsia="Microsoft YaHei"/>
           <w:b w:val="0"/>
         </w:rPr>
-        <w:t>，形成重点问题簇与人工复核方向。</w:t>
+        <w:t>，形成重点反馈主题与人工复核方向。</w:t>
       </w:r>
     </w:p>
     <w:p>
@@ -1071,7 +1071,7 @@
           <w:rFonts w:ascii="Microsoft YaHei" w:hAnsi="Microsoft YaHei" w:eastAsia="Microsoft YaHei"/>
           <w:b w:val="0"/>
         </w:rPr>
-        <w:t>Excel常用函数与数据透视表；Python、SQL基础；GitHub API、JSON/CSV。</w:t>
+        <w:t>Excel常用函数与数据透视表；了解Python、SQL基础；可借助AI整理JSON/CSV数据。</w:t>
       </w:r>
     </w:p>
     <w:p>

--- a/downloads/许强-北京理工大学-AI产品运营实习生.docx
+++ b/downloads/许强-北京理工大学-AI产品运营实习生.docx
@@ -120,7 +120,7 @@
           <w:rFonts w:ascii="Microsoft YaHei" w:hAnsi="Microsoft YaHei" w:eastAsia="Microsoft YaHei"/>
           <w:b w:val="0"/>
         </w:rPr>
-        <w:t>聚焦大模型、Agent、AI评测与用户反馈分析。</w:t>
+        <w:t>可参与反馈台账、数据整理、AI评测记录与运营文档维护。</w:t>
       </w:r>
     </w:p>
     <w:p>
@@ -358,159 +358,6 @@
           <w:b/>
           <w:sz w:val="23"/>
         </w:rPr>
-        <w:t>项目运营实践</w:t>
-      </w:r>
-    </w:p>
-    <w:p>
-      <w:pPr>
-        <w:keepNext/>
-        <w:widowControl/>
-        <w:tabs>
-          <w:tab w:pos="10205" w:val="right"/>
-        </w:tabs>
-        <w:spacing w:before="0" w:after="0"/>
-      </w:pPr>
-      <w:r>
-        <w:rPr>
-          <w:rFonts w:ascii="Microsoft YaHei" w:hAnsi="Microsoft YaHei" w:eastAsia="Microsoft YaHei"/>
-          <w:b/>
-          <w:sz w:val="21"/>
-        </w:rPr>
-        <w:t>AI产品运营实践  |  自主项目</w:t>
-      </w:r>
-      <w:r>
-        <w:rPr>
-          <w:rFonts w:ascii="Microsoft YaHei" w:hAnsi="Microsoft YaHei" w:eastAsia="Microsoft YaHei"/>
-          <w:b w:val="0"/>
-          <w:color w:val="64748B"/>
-          <w:sz w:val="19"/>
-        </w:rPr>
-        <w:tab/>
-        <w:t>2026.08 - 2026.09</w:t>
-      </w:r>
-    </w:p>
-    <w:p>
-      <w:pPr>
-        <w:keepNext w:val="0"/>
-        <w:widowControl/>
-        <w:spacing w:before="0" w:after="40"/>
-      </w:pPr>
-      <w:r>
-        <w:rPr>
-          <w:rFonts w:ascii="Microsoft YaHei" w:hAnsi="Microsoft YaHei" w:eastAsia="Microsoft YaHei"/>
-          <w:b w:val="0"/>
-          <w:color w:val="64748B"/>
-          <w:sz w:val="19"/>
-        </w:rPr>
-        <w:t>围绕下述两个个人项目开展资料整理与基础运营工作</w:t>
-      </w:r>
-    </w:p>
-    <w:p>
-      <w:pPr>
-        <w:keepNext w:val="0"/>
-        <w:widowControl/>
-        <w:spacing w:before="0" w:after="40"/>
-        <w:ind w:left="204" w:hanging="204"/>
-      </w:pPr>
-      <w:r>
-        <w:rPr>
-          <w:rFonts w:ascii="Microsoft YaHei" w:hAnsi="Microsoft YaHei" w:eastAsia="Microsoft YaHei"/>
-          <w:b w:val="0"/>
-          <w:color w:val="0F766E"/>
-        </w:rPr>
-        <w:t xml:space="preserve">• </w:t>
-      </w:r>
-      <w:r>
-        <w:rPr>
-          <w:rFonts w:ascii="Microsoft YaHei" w:hAnsi="Microsoft YaHei" w:eastAsia="Microsoft YaHei"/>
-          <w:b/>
-        </w:rPr>
-        <w:t>资料整理：</w:t>
-      </w:r>
-      <w:r>
-        <w:rPr>
-          <w:rFonts w:ascii="Microsoft YaHei" w:hAnsi="Microsoft YaHei" w:eastAsia="Microsoft YaHei"/>
-          <w:b w:val="0"/>
-        </w:rPr>
-        <w:t>整理公开反馈与模型回复，按编号保存来源、内容和分类，维护可检索、可导出的台账，方便后续查找与复核。</w:t>
-      </w:r>
-    </w:p>
-    <w:p>
-      <w:pPr>
-        <w:keepNext w:val="0"/>
-        <w:widowControl/>
-        <w:spacing w:before="0" w:after="40"/>
-        <w:ind w:left="204" w:hanging="204"/>
-      </w:pPr>
-      <w:r>
-        <w:rPr>
-          <w:rFonts w:ascii="Microsoft YaHei" w:hAnsi="Microsoft YaHei" w:eastAsia="Microsoft YaHei"/>
-          <w:b w:val="0"/>
-          <w:color w:val="0F766E"/>
-        </w:rPr>
-        <w:t xml:space="preserve">• </w:t>
-      </w:r>
-      <w:r>
-        <w:rPr>
-          <w:rFonts w:ascii="Microsoft YaHei" w:hAnsi="Microsoft YaHei" w:eastAsia="Microsoft YaHei"/>
-          <w:b/>
-        </w:rPr>
-        <w:t>问题记录：</w:t>
-      </w:r>
-      <w:r>
-        <w:rPr>
-          <w:rFonts w:ascii="Microsoft YaHei" w:hAnsi="Microsoft YaHei" w:eastAsia="Microsoft YaHei"/>
-          <w:b w:val="0"/>
-        </w:rPr>
-        <w:t>借助AI记录历史回复中的语言、推理与歧义问题，整理原文、问题说明和修改建议，形成可逐条查看的问题清单。</w:t>
-      </w:r>
-    </w:p>
-    <w:p>
-      <w:pPr>
-        <w:keepNext w:val="0"/>
-        <w:widowControl/>
-        <w:spacing w:before="0" w:after="40"/>
-        <w:ind w:left="204" w:hanging="204"/>
-      </w:pPr>
-      <w:r>
-        <w:rPr>
-          <w:rFonts w:ascii="Microsoft YaHei" w:hAnsi="Microsoft YaHei" w:eastAsia="Microsoft YaHei"/>
-          <w:b w:val="0"/>
-          <w:color w:val="0F766E"/>
-        </w:rPr>
-        <w:t xml:space="preserve">• </w:t>
-      </w:r>
-      <w:r>
-        <w:rPr>
-          <w:rFonts w:ascii="Microsoft YaHei" w:hAnsi="Microsoft YaHei" w:eastAsia="Microsoft YaHei"/>
-          <w:b/>
-        </w:rPr>
-        <w:t>文档维护：</w:t>
-      </w:r>
-      <w:r>
-        <w:rPr>
-          <w:rFonts w:ascii="Microsoft YaHei" w:hAnsi="Microsoft YaHei" w:eastAsia="Microsoft YaHei"/>
-          <w:b w:val="0"/>
-        </w:rPr>
-        <w:t>整理项目说明、评测用例与结果文件，统一网页和下载资料中的信息，形成可供展示和复盘的项目材料。</w:t>
-      </w:r>
-    </w:p>
-    <w:p>
-      <w:pPr>
-        <w:pStyle w:val="Heading1"/>
-        <w:keepNext/>
-        <w:widowControl/>
-        <w:spacing w:before="160" w:after="80" w:line="340" w:lineRule="exact"/>
-        <w:pBdr>
-          <w:bottom w:val="single" w:sz="4" w:space="4" w:color="CCD9DB"/>
-        </w:pBdr>
-      </w:pPr>
-      <w:r>
-        <w:rPr>
-          <w:rFonts w:ascii="Microsoft YaHei" w:hAnsi="Microsoft YaHei" w:eastAsia="Microsoft YaHei"/>
-          <w:b/>
-          <w:sz w:val="23"/>
-        </w:rPr>
         <w:t>AI项目经历</w:t>
       </w:r>
     </w:p>
@@ -562,7 +409,7 @@
       <w:pPr>
         <w:keepNext w:val="0"/>
         <w:widowControl/>
-        <w:spacing w:before="0" w:after="40"/>
+        <w:spacing w:before="0" w:after="80"/>
         <w:ind w:left="204" w:hanging="204"/>
       </w:pPr>
       <w:r>
@@ -578,7 +425,7 @@
           <w:rFonts w:ascii="Microsoft YaHei" w:hAnsi="Microsoft YaHei" w:eastAsia="Microsoft YaHei"/>
           <w:b/>
         </w:rPr>
-        <w:t>评测设计：</w:t>
+        <w:t>用例整理：</w:t>
       </w:r>
       <w:r>
         <w:rPr>
@@ -620,7 +467,7 @@
       <w:pPr>
         <w:keepNext w:val="0"/>
         <w:widowControl/>
-        <w:spacing w:before="0" w:after="40"/>
+        <w:spacing w:before="0" w:after="80"/>
         <w:ind w:left="204" w:hanging="204"/>
       </w:pPr>
       <w:r>
@@ -692,7 +539,7 @@
       <w:pPr>
         <w:keepNext w:val="0"/>
         <w:widowControl/>
-        <w:spacing w:before="0" w:after="40"/>
+        <w:spacing w:before="0" w:after="80"/>
         <w:ind w:left="204" w:hanging="204"/>
       </w:pPr>
       <w:r>
@@ -708,14 +555,44 @@
           <w:rFonts w:ascii="Microsoft YaHei" w:hAnsi="Microsoft YaHei" w:eastAsia="Microsoft YaHei"/>
           <w:b/>
         </w:rPr>
-        <w:t>流程交付：</w:t>
+        <w:t>问题记录：</w:t>
       </w:r>
       <w:r>
         <w:rPr>
           <w:rFonts w:ascii="Microsoft YaHei" w:hAnsi="Microsoft YaHei" w:eastAsia="Microsoft YaHei"/>
           <w:b w:val="0"/>
         </w:rPr>
-        <w:t>完成</w:t>
+        <w:t>将语言不匹配、推理前提混淆、歧义输入过度解释整理为候选根因标签，分别提出跟随用户语言、核对前提、先澄清意图的修改建议，支持Bad-case归因与迭代复盘。</w:t>
+      </w:r>
+    </w:p>
+    <w:p>
+      <w:pPr>
+        <w:keepNext w:val="0"/>
+        <w:widowControl/>
+        <w:spacing w:before="0" w:after="80"/>
+        <w:ind w:left="204" w:hanging="204"/>
+      </w:pPr>
+      <w:r>
+        <w:rPr>
+          <w:rFonts w:ascii="Microsoft YaHei" w:hAnsi="Microsoft YaHei" w:eastAsia="Microsoft YaHei"/>
+          <w:b w:val="0"/>
+          <w:color w:val="0F766E"/>
+        </w:rPr>
+        <w:t xml:space="preserve">• </w:t>
+      </w:r>
+      <w:r>
+        <w:rPr>
+          <w:rFonts w:ascii="Microsoft YaHei" w:hAnsi="Microsoft YaHei" w:eastAsia="Microsoft YaHei"/>
+          <w:b/>
+        </w:rPr>
+        <w:t>成果交付：</w:t>
+      </w:r>
+      <w:r>
+        <w:rPr>
+          <w:rFonts w:ascii="Microsoft YaHei" w:hAnsi="Microsoft YaHei" w:eastAsia="Microsoft YaHei"/>
+          <w:b w:val="0"/>
+        </w:rPr>
+        <w:t>整理</w:t>
       </w:r>
       <w:r>
         <w:rPr>
@@ -729,7 +606,7 @@
           <w:rFonts w:ascii="Microsoft YaHei" w:hAnsi="Microsoft YaHei" w:eastAsia="Microsoft YaHei"/>
           <w:b w:val="0"/>
         </w:rPr>
-        <w:t>PRD与</w:t>
+        <w:t>PRD、</w:t>
       </w:r>
       <w:r>
         <w:rPr>
@@ -743,7 +620,7 @@
           <w:rFonts w:ascii="Microsoft YaHei" w:hAnsi="Microsoft YaHei" w:eastAsia="Microsoft YaHei"/>
           <w:b w:val="0"/>
         </w:rPr>
-        <w:t>可交互MVP，支持组合筛选、回复对比、评分记录及JSON/CSV导出，沉淀评测记录与问题复核入口。</w:t>
+        <w:t>可交互MVP及评分CSV；保留提示词、完整回复、逐维评分依据和修改建议，支持筛选、回复对比与导出，便于逐条复核。</w:t>
       </w:r>
     </w:p>
     <w:p>
@@ -794,7 +671,7 @@
       <w:pPr>
         <w:keepNext w:val="0"/>
         <w:widowControl/>
-        <w:spacing w:before="0" w:after="40"/>
+        <w:spacing w:before="0" w:after="80"/>
         <w:ind w:left="204" w:hanging="204"/>
       </w:pPr>
       <w:r>
@@ -838,7 +715,7 @@
       <w:pPr>
         <w:keepNext w:val="0"/>
         <w:widowControl/>
-        <w:spacing w:before="0" w:after="40"/>
+        <w:spacing w:before="0" w:after="80"/>
         <w:ind w:left="204" w:hanging="204"/>
       </w:pPr>
       <w:r>
@@ -938,7 +815,7 @@
       <w:pPr>
         <w:keepNext w:val="0"/>
         <w:widowControl/>
-        <w:spacing w:before="0" w:after="40"/>
+        <w:spacing w:before="0" w:after="80"/>
         <w:ind w:left="204" w:hanging="204"/>
       </w:pPr>
       <w:r>
@@ -954,14 +831,58 @@
           <w:rFonts w:ascii="Microsoft YaHei" w:hAnsi="Microsoft YaHei" w:eastAsia="Microsoft YaHei"/>
           <w:b/>
         </w:rPr>
-        <w:t>运营应用：</w:t>
+        <w:t>问题跟进：</w:t>
       </w:r>
       <w:r>
         <w:rPr>
           <w:rFonts w:ascii="Microsoft YaHei" w:hAnsi="Microsoft YaHei" w:eastAsia="Microsoft YaHei"/>
           <w:b w:val="0"/>
         </w:rPr>
-        <w:t>交付</w:t>
+        <w:t>按开放/关闭状态区分反馈，支持从</w:t>
+      </w:r>
+      <w:r>
+        <w:rPr>
+          <w:rFonts w:ascii="Microsoft YaHei" w:hAnsi="Microsoft YaHei" w:eastAsia="Microsoft YaHei"/>
+          <w:b/>
+        </w:rPr>
+        <w:t>51条</w:t>
+      </w:r>
+      <w:r>
+        <w:rPr>
+          <w:rFonts w:ascii="Microsoft YaHei" w:hAnsi="Microsoft YaHei" w:eastAsia="Microsoft YaHei"/>
+          <w:b w:val="0"/>
+        </w:rPr>
+        <w:t>开放记录中筛选跟进对象、查看原Issue并导出周报清单，为问题复核与运营汇总提供材料。</w:t>
+      </w:r>
+    </w:p>
+    <w:p>
+      <w:pPr>
+        <w:keepNext w:val="0"/>
+        <w:widowControl/>
+        <w:spacing w:before="0" w:after="80"/>
+        <w:ind w:left="204" w:hanging="204"/>
+      </w:pPr>
+      <w:r>
+        <w:rPr>
+          <w:rFonts w:ascii="Microsoft YaHei" w:hAnsi="Microsoft YaHei" w:eastAsia="Microsoft YaHei"/>
+          <w:b w:val="0"/>
+          <w:color w:val="0F766E"/>
+        </w:rPr>
+        <w:t xml:space="preserve">• </w:t>
+      </w:r>
+      <w:r>
+        <w:rPr>
+          <w:rFonts w:ascii="Microsoft YaHei" w:hAnsi="Microsoft YaHei" w:eastAsia="Microsoft YaHei"/>
+          <w:b/>
+        </w:rPr>
+        <w:t>成果交付：</w:t>
+      </w:r>
+      <w:r>
+        <w:rPr>
+          <w:rFonts w:ascii="Microsoft YaHei" w:hAnsi="Microsoft YaHei" w:eastAsia="Microsoft YaHei"/>
+          <w:b w:val="0"/>
+        </w:rPr>
+        <w:t>整理</w:t>
       </w:r>
       <w:r>
         <w:rPr>
@@ -975,7 +896,7 @@
           <w:rFonts w:ascii="Microsoft YaHei" w:hAnsi="Microsoft YaHei" w:eastAsia="Microsoft YaHei"/>
           <w:b w:val="0"/>
         </w:rPr>
-        <w:t>PRD与</w:t>
+        <w:t>PRD、</w:t>
       </w:r>
       <w:r>
         <w:rPr>
@@ -989,7 +910,21 @@
           <w:rFonts w:ascii="Microsoft YaHei" w:hAnsi="Microsoft YaHei" w:eastAsia="Microsoft YaHei"/>
           <w:b w:val="0"/>
         </w:rPr>
-        <w:t>可交互MVP，支持Triage初筛、原Issue回溯、按筛选导出CSV及周报清单，将反馈转为可追踪的问题记录与迭代输入。</w:t>
+        <w:t>可交互MVP、</w:t>
+      </w:r>
+      <w:r>
+        <w:rPr>
+          <w:rFonts w:ascii="Microsoft YaHei" w:hAnsi="Microsoft YaHei" w:eastAsia="Microsoft YaHei"/>
+          <w:b/>
+        </w:rPr>
+        <w:t>156条</w:t>
+      </w:r>
+      <w:r>
+        <w:rPr>
+          <w:rFonts w:ascii="Microsoft YaHei" w:hAnsi="Microsoft YaHei" w:eastAsia="Microsoft YaHei"/>
+          <w:b w:val="0"/>
+        </w:rPr>
+        <w:t>反馈CSV及主题统计图；支持检索、分类筛选和按当前范围导出，减少重复查找与手工汇总步骤。</w:t>
       </w:r>
     </w:p>
     <w:p>
@@ -1469,12 +1404,12 @@
     <w:qFormat/>
     <w:rsid w:val="00FC693F"/>
     <w:pPr>
-      <w:spacing w:after="0" w:before="0" w:line="290" w:lineRule="exact"/>
+      <w:spacing w:after="0" w:before="0" w:line="320" w:lineRule="exact"/>
     </w:pPr>
     <w:rPr>
       <w:rFonts w:ascii="Microsoft YaHei" w:hAnsi="Microsoft YaHei" w:eastAsia="Microsoft YaHei"/>
       <w:color w:val="000000"/>
-      <w:sz w:val="21"/>
+      <w:sz w:val="22"/>
     </w:rPr>
   </w:style>
   <w:style w:type="paragraph" w:styleId="Header">
@@ -1532,7 +1467,7 @@
     <w:pPr>
       <w:keepNext/>
       <w:keepLines/>
-      <w:spacing w:before="0" w:after="0" w:line="290" w:lineRule="exact"/>
+      <w:spacing w:before="0" w:after="0" w:line="320" w:lineRule="exact"/>
       <w:outlineLvl w:val="0"/>
     </w:pPr>
     <w:rPr>
@@ -1556,7 +1491,7 @@
     <w:pPr>
       <w:keepNext/>
       <w:keepLines/>
-      <w:spacing w:before="0" w:after="0" w:line="290" w:lineRule="exact"/>
+      <w:spacing w:before="0" w:after="0" w:line="320" w:lineRule="exact"/>
       <w:outlineLvl w:val="1"/>
     </w:pPr>
     <w:rPr>
@@ -1818,7 +1753,7 @@
     <w:qFormat/>
     <w:rsid w:val="00FC693F"/>
     <w:pPr>
-      <w:spacing w:after="0" w:line="290" w:lineRule="exact" w:before="0"/>
+      <w:spacing w:after="0" w:line="320" w:lineRule="exact" w:before="0"/>
       <w:contextualSpacing/>
     </w:pPr>
     <w:rPr>
